--- a/cowork-obsidian/docs/sops/SOP-C04-01.docx
+++ b/cowork-obsidian/docs/sops/SOP-C04-01.docx
@@ -4708,13 +4708,67 @@
           <w:b/>
           <w:bCs/>
         </w:rPr>
-        <w:t xml:space="preserve">Lesson 2: The Three Prompts That Run Your Second Brain</w:t>
-      </w:r>
-      <w:r>
-        <w:t xml:space="preserve"> </w:t>
-      </w:r>
-      <w:r>
-        <w:t xml:space="preserve">— where you write the three canonical prompts (build the wiki, update the wiki, run a health check) and run each one for the first time. The prompts are mode-aware: in</w:t>
+        <w:t xml:space="preserve">Lesson 2: The Three Operations of</w:t>
+      </w:r>
+      <w:r>
+        <w:rPr>
+          <w:b/>
+          <w:bCs/>
+        </w:rPr>
+        <w:t xml:space="preserve"> </w:t>
+      </w:r>
+      <w:r>
+        <w:rPr>
+          <w:rStyle w:val="VerbatimChar"/>
+          <w:b/>
+          <w:bCs/>
+        </w:rPr>
+        <w:t xml:space="preserve">/second-brain</w:t>
+      </w:r>
+      <w:r>
+        <w:t xml:space="preserve"> </w:t>
+      </w:r>
+      <w:r>
+        <w:t xml:space="preserve">— where you run</w:t>
+      </w:r>
+      <w:r>
+        <w:t xml:space="preserve"> </w:t>
+      </w:r>
+      <w:r>
+        <w:rPr>
+          <w:rStyle w:val="VerbatimChar"/>
+        </w:rPr>
+        <w:t xml:space="preserve">/second-brain build</w:t>
+      </w:r>
+      <w:r>
+        <w:t xml:space="preserve">,</w:t>
+      </w:r>
+      <w:r>
+        <w:t xml:space="preserve"> </w:t>
+      </w:r>
+      <w:r>
+        <w:rPr>
+          <w:rStyle w:val="VerbatimChar"/>
+        </w:rPr>
+        <w:t xml:space="preserve">/second-brain update</w:t>
+      </w:r>
+      <w:r>
+        <w:t xml:space="preserve">, and</w:t>
+      </w:r>
+      <w:r>
+        <w:t xml:space="preserve"> </w:t>
+      </w:r>
+      <w:r>
+        <w:rPr>
+          <w:rStyle w:val="VerbatimChar"/>
+        </w:rPr>
+        <w:t xml:space="preserve">/second-brain health-check</w:t>
+      </w:r>
+      <w:r>
+        <w:t xml:space="preserve"> </w:t>
+      </w:r>
+      <w:r>
+        <w:t xml:space="preserve">for the first time. The plugin already installed the skill — you just invoke it. The skill is mode-aware: in</w:t>
       </w:r>
       <w:r>
         <w:t xml:space="preserve"> </w:t>
@@ -4729,7 +4783,7 @@
         <w:t xml:space="preserve"> </w:t>
       </w:r>
       <w:r>
-        <w:t xml:space="preserve">mode they read from a life area’s</w:t>
+        <w:t xml:space="preserve">mode it reads from a life area’s</w:t>
       </w:r>
       <w:r>
         <w:t xml:space="preserve"> </w:t>
@@ -4756,7 +4810,7 @@
         <w:t xml:space="preserve"> </w:t>
       </w:r>
       <w:r>
-        <w:t xml:space="preserve">mode they’re scoped to the overlay sub-folder, in</w:t>
+        <w:t xml:space="preserve">mode it’s scoped to the overlay sub-folder, in</w:t>
       </w:r>
       <w:r>
         <w:t xml:space="preserve"> </w:t>
@@ -4771,7 +4825,7 @@
         <w:t xml:space="preserve"> </w:t>
       </w:r>
       <w:r>
-        <w:t xml:space="preserve">mode they ask you which folder to read each time.</w:t>
+        <w:t xml:space="preserve">mode it asks you which folder to read each time.</w:t>
       </w:r>
     </w:p>
     <w:p>
@@ -4780,6 +4834,67 @@
       </w:pPr>
       <w:r>
         <w:t xml:space="preserve">After Lesson 2, the wiki stops being empty and starts reflecting what’s in your raw folder.</w:t>
+      </w:r>
+    </w:p>
+    <w:p>
+      <w:pPr>
+        <w:pStyle w:val="BlockText"/>
+      </w:pPr>
+      <w:r>
+        <w:rPr>
+          <w:b/>
+          <w:bCs/>
+        </w:rPr>
+        <w:t xml:space="preserve">Heads-up on the daily-driver command:</w:t>
+      </w:r>
+      <w:r>
+        <w:t xml:space="preserve"> </w:t>
+      </w:r>
+      <w:r>
+        <w:t xml:space="preserve">after onboarding, every time you sit down to work on your second brain, run</w:t>
+      </w:r>
+      <w:r>
+        <w:t xml:space="preserve"> </w:t>
+      </w:r>
+      <w:r>
+        <w:rPr>
+          <w:rStyle w:val="VerbatimChar"/>
+        </w:rPr>
+        <w:t xml:space="preserve">/open-vault</w:t>
+      </w:r>
+      <w:r>
+        <w:t xml:space="preserve"> </w:t>
+      </w:r>
+      <w:r>
+        <w:t xml:space="preserve">(or just type</w:t>
+      </w:r>
+      <w:r>
+        <w:t xml:space="preserve"> </w:t>
+      </w:r>
+      <w:r>
+        <w:rPr>
+          <w:i/>
+          <w:iCs/>
+        </w:rPr>
+        <w:t xml:space="preserve">“open my vault”</w:t>
+      </w:r>
+      <w:r>
+        <w:t xml:space="preserve">). It launches Obsidian to your vault AND preps the Cowork session — status, last activity, what you should do next. We cover that in Lesson 4. For now, you can run</w:t>
+      </w:r>
+      <w:r>
+        <w:t xml:space="preserve"> </w:t>
+      </w:r>
+      <w:r>
+        <w:rPr>
+          <w:rStyle w:val="VerbatimChar"/>
+        </w:rPr>
+        <w:t xml:space="preserve">/open-vault</w:t>
+      </w:r>
+      <w:r>
+        <w:t xml:space="preserve"> </w:t>
+      </w:r>
+      <w:r>
+        <w:t xml:space="preserve">anytime to see what just happened in your vault.</w:t>
       </w:r>
     </w:p>
     <w:p>
